--- a/apps/web/templates/XANSHA/Lease Agreement.docx
+++ b/apps/web/templates/XANSHA/Lease Agreement.docx
@@ -577,7 +577,34 @@
         <w:rPr>
           <w:b/>
         </w:rPr>
-        <w:t xml:space="preserve">п.Жанаарка ул. Сарыарка д 6 кв 1 </w:t>
+        <w:t xml:space="preserve">п.Жанаарка ул. </w:t>
+      </w:r>
+      <w:r>
+        <w:rPr>
+          <w:b/>
+          <w:lang w:val="en-US"/>
+        </w:rPr>
+        <w:t xml:space="preserve">{</w:t>
+      </w:r>
+      <w:r>
+        <w:rPr>
+          <w:b/>
+          <w:lang w:val="en-US"/>
+        </w:rPr>
+        <w:t xml:space="preserve">documentAddress</w:t>
+      </w:r>
+      <w:r>
+        <w:rPr>
+          <w:b/>
+          <w:lang w:val="en-US"/>
+        </w:rPr>
+        <w:t xml:space="preserve">}</w:t>
+      </w:r>
+      <w:r>
+        <w:rPr>
+          <w:b/>
+        </w:rPr>
+        <w:t xml:space="preserve"> </w:t>
       </w:r>
       <w:r>
         <w:rPr>
@@ -34118,7 +34145,7 @@
     <customSectPr/>
   </customSectProps>
   <customShpExts>
-    <customShpInfo spid="_x005F_x005F_x005F_x005F_x005F_x005F_x005F_x005F_x005F_x005F_x005F_x005F_x005F_x005F_x005F_x005F_x005F_x005F_x005F_x005F_x005F_x005F_x005F_x005F_x005F_x005F_x005F_x005F_x005F_x005F_x005F_x005F_x005F_x005F_x005F_x005F_x005F_x005F_x005F_x005F_x005F_x005F_x005F_x005F_x005F_x005F_x005F_x005F_x005F_x005F_x005F_x005F_x005F_x005F_x005F_x005F_x005F_x005F_x005F_x005F_x005F_x005F_x005F_x005F_x005F_x005F_x005F_x005F_x005F_x005F_x005F_x005F_x005F_x005F_x005F_x005F_x005F_x005F_x005F_x005F_x005F_x005F_x005F_x005F_x005F_x005F_x005F_x005F_x005F_x005F_x005F_x005F_x005F_x005F_x005F_x005F_x005F_x005F_x005F_x005F_x005F_x005F_x005F_x005F_x005F_x005F_x005F_x005F_x005F_x005F_x005F_x005F_x005F_x005F_x005F_x005F_x005F_x005F_x005F_x005F_x005F_x005F_x005F_x005F_x005F_x005F_x005F_x005F_x005F_x005F_x005F_x005F_x005F_x005F_x005F_x005F_x005F_x005F_x005F_x005F_x005F_x005F_x005F_x005F_x005F_x005F_x005F_x005F_x005F_x005F_x005F_x005F_x005F_x005F_x005F_x005F_x005F_x005F_x005F_x005F_x005F_x005F_x005F_x005F_x005F_x005F_x005F_x005F_x005F_x005F_x005F_x005F_x005F_x005F_x005F_x005F_x005F_x005F_x005F_x005F_x005F_x005F_x005F_x005F_x005F_x005F_x005F_x005F_x005F_x005F_x005F_x005F_x005F_x005F_x005F_x005F_x005F_x005F_x005F_x005F_x005F_x005F_x005F_x005F_x005F_x005F_x005F_x005F_x005F_x005F_x005F_x005F_x005F_x005F_x005F_x005F_x005F_x005F_x005F_x005F_x005F_x005F_x005F_x005F_x005F_x005F_x005F_x005F_x005F_x005F_x005F_x005F_x005F_x005F_x005F_x005F_x005F_x005F_x005F_x005F_x005F_x005F_x005F_x005F_x005F_x005F_x005F_x005F_x005F_x005F_x005F_x005F_x005F_x005F_x005F_x005F_x005F_x005F_x005F_x005F_x005F_x005F_x005F_x005F_x005F_x005F_x005F_x005F_x005F_x005F_x005F_x005F_x005F_x005F_x005F_x005F_x005F_x005F_x005F_x005F_x005F_x005F_x005F_x005F_x005F_x005F_x005F_x005F_x005F_x005F_x005F_x005F_x005F_x005F_x005F_x005F_x005F_x005F_x005F_x005F_x005F_x005F_x005F_x005F_x005F_x005F_x005F_x005F_x005F_x005F_x005F_x005F_x005F_x005F_x005F_x005F_x005F_x005F_x005F_x005F_x005F_x005F_x005F_x005F_x005F_x005F_x005F_x005F_x005F_x005F_x005F_x005F_x005F_x005F_x005F_x005F_x005F_x005F_x005F_x005F_x005F_x005F_x005F_x005F_x005F_x005F_x005F_x005F_x005F_x005F_x005F_x005F_x005F_x005F_x005F_x005F_x005F_x005F_x005F_x005F_x005F_x005F_x005F_x005F_x005F_x005F_x005F_x005F_x005F_x005F_x005F_x005F_x005F_x005F_x005F_x005F_x005F_x005F_x005F_x005F_x005F_x005F_x005F_x005F_x005F_x005F_x005F_x005F_x005F_x005F_x005F_x005F_x005F_x005F_x005F_x005F_x005F_x005F_x005F_x005F_x005F_x005F_x005F_x005F_x005F_x005F_x005F_x005F_x005F_x005F_x005F_x005F_x005F_x005F_x005F_x005F_x005F_x005F_x005F_x005F_x005F_x005F_x005F_x005F_x005F_x005F_x005F_x005F_x005F_x005F_x005F_x005F_x005F_x005F_x005F_x005F_x005F_x005F_x005F_x005F_x005F_x005F_x005F_x005F_x005F_x005F_x005F_x005F_x005F_x005F_x005F_x005F_x005F_x005F_x005F_x005F_x005F_x005F_x005F_x005F_x005F_x005F_x005F_x005F_x005F_x005F_x005F_x005F_x005F_x005F_x005F_x005F_x005F_x005F_x005F_x005F_x005F_x005F_x005F_x005F_x005F_x005F_x005F_x005F_x005F_x005F_x005F_x005F_x005F_x005F_x005F_x005F_x005F_x005F_x005F_x005F_x005F_x005F_x005F_x005F_x005F_x005F_x005F_x005F_x005F_x005F_x005F_x005F_x005F_x005F_x005F_x005F_x005F_x005F_x005F_x005F_x005F_x005F_x005F_x005F_x005F_x005F_x005F_x005F_x005F_x005F_x005F_x005F_x005F_x005F_x005F_x005F_x005F_x005F_x005F_x005F_x005F_x005F_x005F_x005F_x005F_x005F_x005F_x005F_x005F_x005F_x005F_x005F_x005F_x005F_x005F_x005F_x005F_x005F_x005F_x005F_x005F_x005F_x005F_x005F_x005F_x005F_x005F_x005F_x005F_x005F_x005F_x005F_x005F_x005F_x005F_x005F_x005F_x005F_x005F_x005F_x005F_x005F_x005F_x005F_x005F_x005F_x005F_x005F_x005F_x005F_x005F_x005F_x005F_x005F_x005F_x005F_x005F_x005F_x005F_x005F_x005F_x005F_x005F_x005F_x005F_x005F_x005F_x005F_x005F_x005F_x005F_x005F_x005F_x005F_x005F_x005F_x005F_x005F_x005F_x005F_x005F_x005F_x005F_x005F_x005F_x005F_x005F_x005F_x005F_x005F_x005F_x005F_x005F_x005F_x005F_x005F_x005F_x005F_x005F_x005F_x005F_x005F_x005F_x005F_x005F_x005F_x005F_x005F_x005F_x005F_x005F_x005F_x005F_x005F_x005F_x005F_x005F_x005F_x005F_x005F_x005F_x005F_x005F_x005F_x005F_x005F_x005F_x005F_x005F_x005F_x005F_x005F_x005F_x005F_x005F_x005F_x005F_x005F_x005F_x005F_x005F_x005F_x005F_x005F_x005F_x005F_x005F_x005F_x005F_x005F_x005F_x005F_x005F_x005F_x005F_x005F_x005F_x005F_x005F_x005F_x005F_x005F_x005F_x005F_x005F_x005F_x005F_x005F_x005F_x005F_x005F_x005F_x005F_x005F_x005F_x005F_x005F_x005F_x005F_x005F_x005F_x005F_x005F_x005F_x005F_x005F_x005F_x005F_x005F_x005F_x005F_x005F_x005F_x005F_x005F_x005F_x005F_x005F_x005F_x005F_x005F_x005F_x005F_x005F_x005F_x005F_x005F_x005F_x005F_x005F_x005F_x005F_x005F_x005F_x005F_x005F_x005F_x005F_x005F_x005F_x005F_x005F_x005F_x005F_x005F_x005F_x005F_x005F_x005F_x005F_x005F_x005F_x005F_x005F_x005F_x005F_x005F_x005F_x005F_x005F_x005F_x005F_x005F_x005F_x005F_x005F_x005F_x005F_x005F_x005F_x005F_x005F_x005F_x005F_x005F_x005F_x005F_x005F_x005F_x005F_x005F_x005F_x005F_x005F_x005F_x005F_x005F_x005F_x005F_x005F_x005F_x005F_x005F_x005F_x005F_x005F_x005F_x005F_x005F_x005F_x005F_x005F_x005F_x005F_x005F_x005F_x005F_x005F_x005F_x005F_x005F_x005F_x005F_x005F_x005F_x005F_x005F_x005F_x005F_x005F_x005F_x005F_x005F_x005F_x005F_x005F_x005F_x005F_x005F_x005F_x005F_x005F_x005F_x005F_x005F_x005F_x005F_x005F_x005F_x005F_x005F_x005F_x005F_x005F_x005F_x005F_x005F_x005F_x005F_x005F_x005F_x005F_x005F_x005F_x005F_x005F_x005F_x005F_x005F_x005F_x005F_x005F_x005F_x005F_x005F_x005F_x005F_x005F_x005F_x005F_x005F_x005F_x005F_x005F_x005F_x005F_x005F_x005F_x005F_x005F_x005F_x005F_x005F_x005F_x005F_x005F_x005F_x005F_x005F_x005F_x005F_x005F_x005F_x005F_x005F_x005F_x005F_x005F_x005F_x005F_x005F_x005F_x005F_x005F_x005F_x005F_x005F_x005F_x005F_x005F_x005F_x005F_x005F_x005F_x005F_x005F_x005F_x005F_x005F_x005F_x005F_x005F_x005F_x005F_x005F_x005F_x005F_x005F_x005F_x005F_x005F_x005F_x005F_x005F_x005F_x005F_x005F_x005F_x005F_x005F_x005F_x005F_x005F_x005F_x005F_x005F_x005F_x005F_x005F_x005F_x005F_x005F_x005F_x005F_x005F_x005F_x005F_x005F_x005F_x005F_x005F_x005F_x005F_x005F_x005F_x005F_x005F_x005F_x005F_x005F_x005F_x005F_x005F_x005F_x005F_x005F_x005F_x005F_x005F_x005F_x005F_x005F_x005F_x005F_x005F_x005F_x005F_x005F_x005F_x005F_x005F_x005F_x005F_x005F_x005F_x005F_x005F_x005F_x005F_x005F_x005F_x005F_x005F_x005F_x005F_x005F_x005F_x005F_x005F_x005F_x005F_x005F_x005F_x005F_x005F_x005F_x005F_x005F_x005F_x005F_x005F_x005F_x005F_x005F_x005F_x005F_x005F_x005F_x005F_x005F_x005F_x005F_x005F_x005F_x005F_x005F_x005F_x005F_x005F_x005F_x005F_x005F_x005F_x005F_x005F_x005F_x005F_x005F_x005F_x005F_x005F_x005F_x005F_x005F_x005F_x005F_x005F_x005F_x005F_x005F_x005F_x005F_x005F_x005F_x005F_x005F_x005F_x005F_x005F_x005F_x005F_x005F_x005F_x005F_x005F_x005F_x005F_x005F_x005F_x005F_x005F_x005F_x005F_x005F_x005F_x005F_x005F_x005F_x005F_x005F_x005F_x005F_x005F_x005F_x005F_x005F_x005F_x005F_x005F_x005F_x005F_x005F_x005F_x005F_x005F_x005F_x005F_x005F_x005F_x005F_x005F_x005F_x005F_x005F_x005F_x005F_x005F_x005F_x005F_x005F_x005F_x005F_x005F_x005F_x005F_x005F_x005F_x005F_x005F_x005F_x005F_x005F_x005F_x005F_x005F_x005F_x005F_x005F_x005F_x005F_x005F_x005F_x005F_x005F_x005F_x005F_x005F_x005F_x005F_x005F_x005F_x005F_x005F_x005F_x005F_x005F_x005F_x005F_x005F_x005F_x005F_x005F_x005F_x005F_x005F_x005F_x005F_x005F_x005F_x005F_x005F_x005F_x005F_x005F_x005F_x005F_x005F_x005F_x005F_x005F_x005F_x005F_x005F_x005F_x005F_x005F_x005F_x005F_x005F_x005F_x005F_x005F_x005F_x005F_x005F_x005F_x005F_x005F_x005F_x005F_x005F_x005F_x005F_x005F_x005F_x005F_x005F_x005F_x005F_x005F_x005F_x005F_x005F_x005F_x005F_x005F_x005F_x005F_x005F_x005F_x005F_x005F_x005F_x005F_x005F_x005F_x005F_x005F_x005F_x005F_x005F_x005F_x005F_x005F_x005F_x005F_x005F_x005F_x005F_x005F_x005F_x005F_x005F_x005F_x005F_x005F_x005F_x005F_x005F_x005F_x005F_x005F_x005F_x005F_x005F_x005F_x005F_x005F_x005F_x005F_x005F_x005F_x005F_x005F_x005F_x005F_x005F_x005F_x005F_x005F_x005F_x005F_x005F_x005F_x005F_x005F_x005F_x005F_x005F_x005F_x005F_x005F_x005F_x005F_x005F_x005F_x005F_x005F_x005F_x005F_x005F_x005F_x005F_x005F_x005F_x005F_x005F_x005F_x005F_x005F_x005F_x005F_x005F_x005F_x005F_x005F_x005F_x005F_x005F_x005F_x005F_x005F_x005F_x005F_x005F_x005F_x005F_x005F_x005F_x005F_x005F_x005F_x005F_x005F_x005F_x005F_x005F_x005F_x005F_x005F_x005F_x005F_x005F_x005F_x005F_x005F_x005F_x005F_x005F_x005F_x005F_x005F_x005F_x005F_x005F_x005F_x005F_x005F_x005F_x005F_x005F_x005F_x005F_x005F_x005F_x005F_x005F_x005F_x005F_x005F_x005F_x005F_x005F_x005F_x005F_x005F_x005F_x005F_x005F_x005F_x005F_x005F_x005F_x005F_x005F_x005F_x005F_x005F_x005F_x005F_x005F_x005F_x005F_x005F_x005F_x005F_x005F_x005F_x005F_x005F_x005F_x005F_x005F_x005F_x005F_x005F_x005F_x005F_x005F_x005F_x005F_x005F_x005F_x005F_x005F_x005F_x005F_x005F_x005F_x005F_x005F_x005F_x005F_x005F_x005F_x005F_x005F_x005F_x005F_x005F_x005F_x005F_x005F_x005F_x005F_x005F_x005F_x005F_x005F_x005F_x005F_x005F_x005F_x005F_x005F_x005F_x005F_x005F_x005F_x005F_x005F_x005F_x005F_x005F_x005F_x005F_x005F_x005F_x005F_x005F_x005F_x005F_x005F_x005F_x005F_x005F_x005F_x005F_x005F_x005F_x005F_x005F_x005F_x005F_x005F_x005F_x005F_x005F_x005F_x005F_x005F_x005F_x005F_x005F_x005F_x005F_x005F_x005F_x005F_x005F_x005F_x005F_x005F_x005F_x005F_x005F_x005F_x005F_x005F_x005F_x005F_x005F_x005F_x005F_x005F_x005F_x005F_x005F_x005F_x005F_x005F_x005F_x005F_x005F_x005F_x005F_x005F_x005F_x005F_x005F_x005F_x005F_x005F_x005F_x005F_x005F_x005F_x005F_x005F_x005F_x005F_x005F_x005F_x005F_x005F_x005F_x005F_x005F_x005F_x005F_x005F_x005F_x005F_x005F_x005F_x005F_x005F_x005F_x005F_x005F_x005F_x005F_x005F_x005F_x005F_x005F_x005F_x005F_x005F_x005F_x005F_x005F_x005F_x005F_x005F_x005F_x005F_x005F_x005F_x005F_x005F_x005F_x005F_x005F_x005F_x005F_x005F_x005F_x005F_x005F_x005F_x005F_x005F_x005F_x005F_x005F_x005F_x005F_x005F_x005F_x005F_x005F_x005F_x005F_x005F_x005F_x005F_x005F_x005F_x005F_x005F_x005F_x005F_x005F_x005F_x005F_x005F_x005F_x005F_x005F_x005F_x005F_x005F_x005F_x005F_x005F_x005F_x005F_x005F_x005F_x005F_x005F_x005F_x005F_x005F_x005F_x005F_x005F_x005F_x005F_x005F_x005F_x005F_x005F_x005F_x005F_x005F_x005F_x005F_x005F_x005F_x005F_x005F_x005F_x005F_x005F_x005F_x005F_x005F_x005F_x005F_x005F_x005F_x005F_x005F_x005F_x005F_x005F_x005F_x005F_x005F_x005F_x005F_x005F_x005F_x005F_x005F_x005F_x005F_x005F_x005F_x005F_x005F_x005F_x005F_x005F_x005F_x005F_x005F_x005F_x005F_x005F_x005F_x005F_x005F_x005F_x005F_x005F_x005F_x005F_x005F_x005F_x005F_x005F_x005F_x005F_x005F_x005F_x005F_x005F_x005F_x005F_x005F_x005F_x005F_x005F_x005F_x005F_x005F_x005F_x005F_x005F_x005F_x005F_x005F_x005F_x005F_x005F_x005F_x005F_x005F_x005F_x005F_x005F_x005F_x005F_x005F_x005F_x005F_x005F_x005F_x005F_x005F_x005F_x005F_x005F_x005F_x005F_x005F_x005F_x005F_x005F_x005F_x005F_x005F_x005F_x005F_x005F_x005F_x005F_x005F_x005F_x005F_x005F_x005F_x005F_x005F_x005F_x005F_x005F_x005F_x005F_x005F_x005F_x005F_x005F_x005F_x005F_x005F_x005F_x005F_x005F_x005F_x005F_x005F_x005F_x005F_x005F_x005F_x005F_x005F_x005F_x005F_x005F_x005F_x005F_x005F_x005F_x005F_x005F_x005F_x005F_x005F_x005F_x005F_x005F_x005F_x005F_x005F_x005F_x005F_x005F_x005F_x005F_x005F_x005F_x005F_x005F_x005F_x005F_x005F_x005F_x005F_x005F_x005F_x005F_x005F_x005F_x005F_x005F_x005F_x005F_x005F_x005F_x005F_x005F_x005F_x005F_x005F_x005F_x005F_x005F_x005F_x005F_x005F_x005F_x005F_x005F_x005F_x005F_x005F_x005F_x005F_x005F_x005F_x005F_x005F_x005F_x005F_x005F_x005F_x005F_x005F_x005F_x005F_x005F_x005F_x005F_x005F_x005F_x005F_x005F_x005F_x005F_x005F_x005F_x005F_x005F_x005F_x005F_x005F_x005F_x005F_x005F_x005F_x005F_x005F_x005F_x005F_x005F_x005F_x005F_x005F_x005F_x005F_x005F_x005F_x005F_x005F_x005F_x005F_x005F_x005F_x005F_x005F_x005F_x005F_x005F_x005F_x005F_x005F_x005F_x005F_x005F_x005F_x005F_x005F_x005F_x005F_x005F_x005F_x005F_x005F_x005F_x005F_x005F_x005F_x005F_x005F_x005F_x005F_x005F_x005F_x005F_x005F_x005F_x005F_x005F_x005F_x005F_x005F_x005F_x005F_x005F_x005F_x005F_x005F_x005F_x005F_x005F_x005F_x005F_x005F_x005F_x005F_x005F_x005F_x005F_x005F_x005F_x005F_x005F_x005F_x005F_x005F_x005F_x005F_x005F_x005F_x005F_x005F_x005F_x005F_x005F_x005F_x005F_x005F_x005F_x005F_x005F_x005F_x005F_x005F_x005F_x005F_x005F_x005F_x005F_x005F_x005F_x005F_x005F_x005F_x005F_x005F_x005F_x005F_x005F_x005F_x005F_x005F_x005F_x005F_x005F_x005F_x005F_x005F_x005F_x005F_x005F_x005F_x005F_x005F_x005F_x005F_x005F_x005F_x005F_x005F_x005F_x005F_x005F_x005F_x005F_x005F_x005F_x005F_x005F_x005F_x005F_x005F_x005F_x005F_x005F_x005F_x005F_x005F_x005F_x005F_x005F_x005F_x005F_x005F_x005F_x005F_x005F_x005F_x005F_x005F_x005F_x005F_x0000_s1026"/>
+    <customShpInfo spid="_x005F_x005F_x005F_x005F_x005F_x005F_x005F_x005F_x005F_x005F_x005F_x005F_x005F_x005F_x005F_x005F_x005F_x005F_x005F_x005F_x005F_x005F_x005F_x005F_x005F_x005F_x005F_x005F_x005F_x005F_x005F_x005F_x005F_x005F_x005F_x005F_x005F_x005F_x005F_x005F_x005F_x005F_x005F_x005F_x005F_x005F_x005F_x005F_x005F_x005F_x005F_x005F_x005F_x005F_x005F_x005F_x005F_x005F_x005F_x005F_x005F_x005F_x005F_x005F_x005F_x005F_x005F_x005F_x005F_x005F_x005F_x005F_x005F_x005F_x005F_x005F_x005F_x005F_x005F_x005F_x005F_x005F_x005F_x005F_x005F_x005F_x005F_x005F_x005F_x005F_x005F_x005F_x005F_x005F_x005F_x005F_x005F_x005F_x005F_x005F_x005F_x005F_x005F_x005F_x005F_x005F_x005F_x005F_x005F_x005F_x005F_x005F_x005F_x005F_x005F_x005F_x005F_x005F_x005F_x005F_x005F_x005F_x005F_x005F_x005F_x005F_x005F_x005F_x005F_x005F_x005F_x005F_x005F_x005F_x005F_x005F_x005F_x005F_x005F_x005F_x005F_x005F_x005F_x005F_x005F_x005F_x005F_x005F_x005F_x005F_x005F_x005F_x005F_x005F_x005F_x005F_x005F_x005F_x005F_x005F_x005F_x005F_x005F_x005F_x005F_x005F_x005F_x005F_x005F_x005F_x005F_x005F_x005F_x005F_x005F_x005F_x005F_x005F_x005F_x005F_x005F_x005F_x005F_x005F_x005F_x005F_x005F_x005F_x005F_x005F_x005F_x005F_x005F_x005F_x005F_x005F_x005F_x005F_x005F_x005F_x005F_x005F_x005F_x005F_x005F_x005F_x005F_x005F_x005F_x005F_x005F_x005F_x005F_x005F_x005F_x005F_x005F_x005F_x005F_x005F_x005F_x005F_x005F_x005F_x005F_x005F_x005F_x005F_x005F_x005F_x005F_x005F_x005F_x005F_x005F_x005F_x005F_x005F_x005F_x005F_x005F_x005F_x005F_x005F_x005F_x005F_x005F_x005F_x005F_x005F_x005F_x005F_x005F_x005F_x005F_x005F_x005F_x005F_x005F_x005F_x005F_x005F_x005F_x005F_x005F_x005F_x005F_x005F_x005F_x005F_x005F_x005F_x005F_x005F_x005F_x005F_x005F_x005F_x005F_x005F_x005F_x005F_x005F_x005F_x005F_x005F_x005F_x005F_x005F_x005F_x005F_x005F_x005F_x005F_x005F_x005F_x005F_x005F_x005F_x005F_x005F_x005F_x005F_x005F_x005F_x005F_x005F_x005F_x005F_x005F_x005F_x005F_x005F_x005F_x005F_x005F_x005F_x005F_x005F_x005F_x005F_x005F_x005F_x005F_x005F_x005F_x005F_x005F_x005F_x005F_x005F_x005F_x005F_x005F_x005F_x005F_x005F_x005F_x005F_x005F_x005F_x005F_x005F_x005F_x005F_x005F_x005F_x005F_x005F_x005F_x005F_x005F_x005F_x005F_x005F_x005F_x005F_x005F_x005F_x005F_x005F_x005F_x005F_x005F_x005F_x005F_x005F_x005F_x005F_x005F_x005F_x005F_x005F_x005F_x005F_x005F_x005F_x005F_x005F_x005F_x005F_x005F_x005F_x005F_x005F_x005F_x005F_x005F_x005F_x005F_x005F_x005F_x005F_x005F_x005F_x005F_x005F_x005F_x005F_x005F_x005F_x005F_x005F_x005F_x005F_x005F_x005F_x005F_x005F_x005F_x005F_x005F_x005F_x005F_x005F_x005F_x005F_x005F_x005F_x005F_x005F_x005F_x005F_x005F_x005F_x005F_x005F_x005F_x005F_x005F_x005F_x005F_x005F_x005F_x005F_x005F_x005F_x005F_x005F_x005F_x005F_x005F_x005F_x005F_x005F_x005F_x005F_x005F_x005F_x005F_x005F_x005F_x005F_x005F_x005F_x005F_x005F_x005F_x005F_x005F_x005F_x005F_x005F_x005F_x005F_x005F_x005F_x005F_x005F_x005F_x005F_x005F_x005F_x005F_x005F_x005F_x005F_x005F_x005F_x005F_x005F_x005F_x005F_x005F_x005F_x005F_x005F_x005F_x005F_x005F_x005F_x005F_x005F_x005F_x005F_x005F_x005F_x005F_x005F_x005F_x005F_x005F_x005F_x005F_x005F_x005F_x005F_x005F_x005F_x005F_x005F_x005F_x005F_x005F_x005F_x005F_x005F_x005F_x005F_x005F_x005F_x005F_x005F_x005F_x005F_x005F_x005F_x005F_x005F_x005F_x005F_x005F_x005F_x005F_x005F_x005F_x005F_x005F_x005F_x005F_x005F_x005F_x005F_x005F_x005F_x005F_x005F_x005F_x005F_x005F_x005F_x005F_x005F_x005F_x005F_x005F_x005F_x005F_x005F_x005F_x005F_x005F_x005F_x005F_x005F_x005F_x005F_x005F_x005F_x005F_x005F_x005F_x005F_x005F_x005F_x005F_x005F_x005F_x005F_x005F_x005F_x005F_x005F_x005F_x005F_x005F_x005F_x005F_x005F_x005F_x005F_x005F_x005F_x005F_x005F_x005F_x005F_x005F_x005F_x005F_x005F_x005F_x005F_x005F_x005F_x005F_x005F_x005F_x005F_x005F_x005F_x005F_x005F_x005F_x005F_x005F_x005F_x005F_x005F_x005F_x005F_x005F_x005F_x005F_x005F_x005F_x005F_x005F_x005F_x005F_x005F_x005F_x005F_x005F_x005F_x005F_x005F_x005F_x005F_x005F_x005F_x005F_x005F_x005F_x005F_x005F_x005F_x005F_x005F_x005F_x005F_x005F_x005F_x005F_x005F_x005F_x005F_x005F_x005F_x005F_x005F_x005F_x005F_x005F_x005F_x005F_x005F_x005F_x005F_x005F_x005F_x005F_x005F_x005F_x005F_x005F_x005F_x005F_x005F_x005F_x005F_x005F_x005F_x005F_x005F_x005F_x005F_x005F_x005F_x005F_x005F_x005F_x005F_x005F_x005F_x005F_x005F_x005F_x005F_x005F_x005F_x005F_x005F_x005F_x005F_x005F_x005F_x005F_x005F_x005F_x005F_x005F_x005F_x005F_x005F_x005F_x005F_x005F_x005F_x005F_x005F_x005F_x005F_x005F_x005F_x005F_x005F_x005F_x005F_x005F_x005F_x005F_x005F_x005F_x005F_x005F_x005F_x005F_x005F_x005F_x005F_x005F_x005F_x005F_x005F_x005F_x005F_x005F_x005F_x005F_x005F_x005F_x005F_x005F_x005F_x005F_x005F_x005F_x005F_x005F_x005F_x005F_x005F_x005F_x005F_x005F_x005F_x005F_x005F_x005F_x005F_x005F_x005F_x005F_x005F_x005F_x005F_x005F_x005F_x005F_x005F_x005F_x005F_x005F_x005F_x005F_x005F_x005F_x005F_x005F_x005F_x005F_x005F_x005F_x005F_x005F_x005F_x005F_x005F_x005F_x005F_x005F_x005F_x005F_x005F_x005F_x005F_x005F_x005F_x005F_x005F_x005F_x005F_x005F_x005F_x005F_x005F_x005F_x005F_x005F_x005F_x005F_x005F_x005F_x005F_x005F_x005F_x005F_x005F_x005F_x005F_x005F_x005F_x005F_x005F_x005F_x005F_x005F_x005F_x005F_x005F_x005F_x005F_x005F_x005F_x005F_x005F_x005F_x005F_x005F_x005F_x005F_x005F_x005F_x005F_x005F_x005F_x005F_x005F_x005F_x005F_x005F_x005F_x005F_x005F_x005F_x005F_x005F_x005F_x005F_x005F_x005F_x005F_x005F_x005F_x005F_x005F_x005F_x005F_x005F_x005F_x005F_x005F_x005F_x005F_x005F_x005F_x005F_x005F_x005F_x005F_x005F_x005F_x005F_x005F_x005F_x005F_x005F_x005F_x005F_x005F_x005F_x005F_x005F_x005F_x005F_x005F_x005F_x005F_x005F_x005F_x005F_x005F_x005F_x005F_x005F_x005F_x005F_x005F_x005F_x005F_x005F_x005F_x005F_x005F_x005F_x005F_x005F_x005F_x005F_x005F_x005F_x005F_x005F_x005F_x005F_x005F_x005F_x005F_x005F_x005F_x005F_x005F_x005F_x005F_x005F_x005F_x005F_x005F_x005F_x005F_x005F_x005F_x005F_x005F_x005F_x005F_x005F_x005F_x005F_x005F_x005F_x005F_x005F_x005F_x005F_x005F_x005F_x005F_x005F_x005F_x005F_x005F_x005F_x005F_x005F_x005F_x005F_x005F_x005F_x005F_x005F_x005F_x005F_x005F_x005F_x005F_x005F_x005F_x005F_x005F_x005F_x005F_x005F_x005F_x005F_x005F_x005F_x005F_x005F_x005F_x005F_x005F_x005F_x005F_x005F_x005F_x005F_x005F_x005F_x005F_x005F_x005F_x005F_x005F_x005F_x005F_x005F_x005F_x005F_x005F_x005F_x005F_x005F_x005F_x005F_x005F_x005F_x005F_x005F_x005F_x005F_x005F_x005F_x005F_x005F_x005F_x005F_x005F_x005F_x005F_x005F_x005F_x005F_x005F_x005F_x005F_x005F_x005F_x005F_x005F_x005F_x005F_x005F_x005F_x005F_x005F_x005F_x005F_x005F_x005F_x005F_x005F_x005F_x005F_x005F_x005F_x005F_x005F_x005F_x005F_x005F_x005F_x005F_x005F_x005F_x005F_x005F_x005F_x005F_x005F_x005F_x005F_x005F_x005F_x005F_x005F_x005F_x005F_x005F_x005F_x005F_x005F_x005F_x005F_x005F_x005F_x005F_x005F_x005F_x005F_x005F_x005F_x005F_x005F_x005F_x005F_x005F_x005F_x005F_x005F_x005F_x005F_x005F_x005F_x005F_x005F_x005F_x005F_x005F_x005F_x005F_x005F_x005F_x005F_x005F_x005F_x005F_x005F_x005F_x005F_x005F_x005F_x005F_x005F_x005F_x005F_x005F_x005F_x005F_x005F_x005F_x005F_x005F_x005F_x005F_x005F_x005F_x005F_x005F_x005F_x005F_x005F_x005F_x005F_x005F_x005F_x005F_x005F_x005F_x005F_x005F_x005F_x005F_x005F_x005F_x005F_x005F_x005F_x005F_x005F_x005F_x005F_x005F_x005F_x005F_x005F_x005F_x005F_x005F_x005F_x005F_x005F_x005F_x005F_x005F_x005F_x005F_x005F_x005F_x005F_x005F_x005F_x005F_x005F_x005F_x005F_x005F_x005F_x005F_x005F_x005F_x005F_x005F_x005F_x005F_x005F_x005F_x005F_x005F_x005F_x005F_x005F_x005F_x005F_x005F_x005F_x005F_x005F_x005F_x005F_x005F_x005F_x005F_x005F_x005F_x005F_x005F_x005F_x005F_x005F_x005F_x005F_x005F_x005F_x005F_x005F_x005F_x005F_x005F_x005F_x005F_x005F_x005F_x005F_x005F_x005F_x005F_x005F_x005F_x005F_x005F_x005F_x005F_x005F_x005F_x005F_x005F_x005F_x005F_x005F_x005F_x005F_x005F_x005F_x005F_x005F_x005F_x005F_x005F_x005F_x005F_x005F_x005F_x005F_x005F_x005F_x005F_x005F_x005F_x005F_x005F_x005F_x005F_x005F_x005F_x005F_x005F_x005F_x005F_x005F_x005F_x005F_x005F_x005F_x005F_x005F_x005F_x005F_x005F_x005F_x005F_x005F_x005F_x005F_x005F_x005F_x005F_x005F_x005F_x005F_x005F_x005F_x005F_x005F_x005F_x005F_x005F_x005F_x005F_x005F_x005F_x005F_x005F_x005F_x005F_x005F_x005F_x005F_x005F_x005F_x005F_x005F_x005F_x005F_x005F_x005F_x005F_x005F_x005F_x005F_x005F_x005F_x005F_x005F_x005F_x005F_x005F_x005F_x005F_x005F_x005F_x005F_x005F_x005F_x005F_x005F_x005F_x005F_x005F_x005F_x005F_x005F_x005F_x005F_x005F_x005F_x005F_x005F_x005F_x005F_x005F_x005F_x005F_x005F_x005F_x005F_x005F_x005F_x005F_x005F_x005F_x005F_x005F_x005F_x005F_x005F_x005F_x005F_x005F_x005F_x005F_x005F_x005F_x005F_x005F_x005F_x005F_x005F_x005F_x005F_x005F_x005F_x005F_x005F_x005F_x005F_x005F_x005F_x005F_x005F_x005F_x005F_x005F_x005F_x005F_x005F_x005F_x005F_x005F_x005F_x005F_x005F_x005F_x005F_x005F_x005F_x005F_x005F_x005F_x005F_x005F_x005F_x005F_x005F_x005F_x005F_x005F_x005F_x005F_x005F_x005F_x005F_x005F_x005F_x005F_x005F_x005F_x005F_x005F_x005F_x005F_x005F_x005F_x005F_x005F_x005F_x005F_x005F_x005F_x005F_x005F_x005F_x005F_x005F_x005F_x005F_x005F_x005F_x005F_x005F_x005F_x005F_x005F_x005F_x005F_x005F_x005F_x005F_x005F_x005F_x005F_x005F_x005F_x005F_x005F_x005F_x005F_x005F_x005F_x005F_x005F_x005F_x005F_x005F_x005F_x005F_x005F_x005F_x005F_x005F_x005F_x005F_x005F_x005F_x005F_x005F_x005F_x005F_x005F_x005F_x005F_x005F_x005F_x005F_x005F_x005F_x005F_x005F_x005F_x005F_x005F_x005F_x005F_x005F_x005F_x005F_x005F_x005F_x005F_x005F_x005F_x005F_x005F_x005F_x005F_x005F_x005F_x005F_x005F_x005F_x005F_x005F_x005F_x005F_x005F_x005F_x005F_x005F_x005F_x005F_x005F_x005F_x005F_x005F_x005F_x005F_x005F_x005F_x005F_x005F_x005F_x005F_x005F_x005F_x005F_x005F_x005F_x005F_x005F_x005F_x005F_x005F_x005F_x005F_x005F_x005F_x005F_x005F_x005F_x005F_x005F_x005F_x005F_x005F_x005F_x005F_x005F_x005F_x005F_x005F_x005F_x005F_x005F_x005F_x005F_x005F_x005F_x005F_x005F_x005F_x005F_x005F_x005F_x005F_x005F_x005F_x005F_x005F_x005F_x005F_x005F_x005F_x005F_x005F_x005F_x005F_x005F_x005F_x005F_x005F_x005F_x005F_x005F_x005F_x005F_x005F_x005F_x005F_x005F_x005F_x005F_x005F_x005F_x005F_x005F_x005F_x005F_x005F_x005F_x005F_x005F_x005F_x005F_x005F_x005F_x005F_x005F_x005F_x005F_x005F_x005F_x005F_x005F_x005F_x005F_x005F_x005F_x005F_x005F_x005F_x005F_x005F_x005F_x005F_x005F_x005F_x005F_x005F_x005F_x005F_x005F_x005F_x005F_x005F_x005F_x005F_x005F_x005F_x005F_x005F_x005F_x005F_x005F_x005F_x005F_x005F_x005F_x005F_x005F_x005F_x005F_x005F_x005F_x005F_x005F_x005F_x005F_x005F_x005F_x005F_x005F_x005F_x005F_x005F_x005F_x005F_x005F_x005F_x005F_x005F_x005F_x005F_x005F_x005F_x005F_x005F_x005F_x005F_x005F_x005F_x005F_x005F_x005F_x005F_x005F_x005F_x005F_x005F_x005F_x005F_x005F_x005F_x005F_x005F_x005F_x005F_x005F_x005F_x005F_x005F_x005F_x005F_x005F_x005F_x005F_x005F_x005F_x005F_x005F_x005F_x005F_x005F_x005F_x005F_x005F_x005F_x005F_x005F_x005F_x005F_x005F_x005F_x005F_x005F_x005F_x005F_x005F_x005F_x005F_x005F_x005F_x005F_x005F_x005F_x005F_x005F_x005F_x005F_x005F_x005F_x005F_x005F_x005F_x005F_x005F_x005F_x005F_x005F_x005F_x005F_x005F_x005F_x005F_x005F_x005F_x005F_x005F_x005F_x005F_x005F_x005F_x005F_x005F_x005F_x005F_x005F_x005F_x005F_x005F_x005F_x005F_x005F_x005F_x005F_x005F_x005F_x005F_x005F_x005F_x005F_x005F_x005F_x005F_x005F_x005F_x005F_x005F_x005F_x005F_x005F_x005F_x005F_x005F_x005F_x005F_x005F_x005F_x005F_x005F_x005F_x005F_x005F_x005F_x005F_x005F_x005F_x005F_x005F_x005F_x005F_x005F_x005F_x005F_x005F_x005F_x005F_x005F_x005F_x005F_x005F_x005F_x005F_x005F_x005F_x005F_x005F_x005F_x005F_x005F_x005F_x005F_x005F_x005F_x005F_x005F_x005F_x005F_x005F_x005F_x005F_x005F_x005F_x005F_x005F_x005F_x005F_x005F_x005F_x005F_x005F_x005F_x005F_x005F_x005F_x005F_x005F_x005F_x005F_x005F_x005F_x005F_x005F_x005F_x005F_x005F_x005F_x005F_x005F_x005F_x005F_x005F_x005F_x005F_x005F_x005F_x005F_x005F_x005F_x005F_x005F_x005F_x005F_x005F_x005F_x005F_x005F_x005F_x005F_x005F_x005F_x005F_x005F_x005F_x005F_x005F_x005F_x005F_x005F_x005F_x005F_x005F_x005F_x005F_x005F_x005F_x005F_x005F_x005F_x005F_x005F_x005F_x005F_x005F_x005F_x005F_x005F_x005F_x005F_x005F_x005F_x005F_x005F_x005F_x005F_x005F_x005F_x005F_x005F_x005F_x005F_x005F_x005F_x005F_x005F_x005F_x005F_x005F_x005F_x005F_x005F_x005F_x005F_x005F_x005F_x005F_x005F_x005F_x005F_x005F_x005F_x005F_x005F_x005F_x005F_x005F_x005F_x005F_x005F_x005F_x005F_x005F_x005F_x005F_x005F_x005F_x005F_x005F_x005F_x005F_x005F_x005F_x005F_x005F_x005F_x005F_x005F_x005F_x005F_x005F_x005F_x005F_x005F_x005F_x005F_x005F_x005F_x005F_x005F_x005F_x005F_x005F_x005F_x005F_x005F_x005F_x005F_x005F_x005F_x005F_x005F_x005F_x005F_x005F_x005F_x005F_x005F_x005F_x005F_x005F_x005F_x005F_x005F_x005F_x005F_x005F_x005F_x005F_x005F_x005F_x005F_x005F_x005F_x005F_x005F_x005F_x005F_x005F_x005F_x005F_x005F_x005F_x005F_x005F_x005F_x005F_x005F_x005F_x005F_x005F_x005F_x005F_x005F_x005F_x005F_x005F_x005F_x005F_x005F_x005F_x005F_x005F_x005F_x005F_x005F_x005F_x005F_x005F_x005F_x005F_x005F_x005F_x005F_x005F_x005F_x005F_x005F_x005F_x005F_x005F_x005F_x005F_x005F_x005F_x005F_x005F_x005F_x005F_x005F_x005F_x005F_x005F_x005F_x005F_x005F_x005F_x005F_x005F_x005F_x005F_x005F_x005F_x005F_x005F_x005F_x005F_x005F_x005F_x005F_x005F_x005F_x005F_x005F_x005F_x005F_x005F_x005F_x005F_x005F_x005F_x005F_x005F_x005F_x005F_x005F_x005F_x005F_x005F_x005F_x005F_x005F_x005F_x005F_x005F_x005F_x005F_x005F_x005F_x005F_x005F_x005F_x005F_x005F_x005F_x005F_x005F_x005F_x005F_x005F_x005F_x005F_x005F_x005F_x005F_x005F_x005F_x005F_x005F_x005F_x005F_x005F_x005F_x005F_x005F_x005F_x005F_x005F_x005F_x005F_x005F_x005F_x005F_x005F_x005F_x005F_x005F_x005F_x005F_x005F_x005F_x005F_x005F_x005F_x005F_x005F_x005F_x005F_x005F_x005F_x005F_x005F_x005F_x005F_x005F_x005F_x005F_x005F_x005F_x005F_x005F_x005F_x005F_x005F_x005F_x005F_x005F_x005F_x005F_x005F_x005F_x005F_x005F_x005F_x005F_x005F_x005F_x005F_x005F_x005F_x005F_x005F_x005F_x005F_x005F_x005F_x005F_x005F_x005F_x005F_x005F_x005F_x005F_x005F_x005F_x005F_x005F_x005F_x005F_x005F_x005F_x005F_x005F_x005F_x005F_x005F_x005F_x005F_x005F_x005F_x005F_x005F_x005F_x005F_x005F_x005F_x005F_x005F_x005F_x005F_x005F_x005F_x005F_x005F_x005F_x005F_x005F_x005F_x005F_x005F_x005F_x005F_x005F_x005F_x005F_x005F_x005F_x005F_x005F_x005F_x005F_x005F_x005F_x005F_x005F_x005F_x005F_x005F_x005F_x005F_x005F_x005F_x005F_x005F_x005F_x005F_x005F_x005F_x005F_x005F_x005F_x005F_x005F_x005F_x005F_x005F_x005F_x005F_x005F_x005F_x005F_x005F_x005F_x005F_x005F_x005F_x005F_x005F_x005F_x005F_x005F_x005F_x005F_x005F_x005F_x005F_x005F_x005F_x005F_x005F_x005F_x005F_x005F_x005F_x005F_x005F_x005F_x005F_x005F_x005F_x005F_x005F_x005F_x005F_x005F_x005F_x005F_x005F_x005F_x005F_x005F_x005F_x005F_x005F_x005F_x005F_x005F_x005F_x005F_x005F_x005F_x005F_x005F_x005F_x005F_x005F_x005F_x005F_x005F_x005F_x005F_x005F_x005F_x005F_x005F_x005F_x005F_x005F_x005F_x005F_x005F_x005F_x005F_x005F_x005F_x005F_x005F_x005F_x005F_x005F_x005F_x005F_x005F_x005F_x005F_x005F_x005F_x005F_x005F_x005F_x005F_x005F_x005F_x005F_x005F_x005F_x005F_x005F_x005F_x005F_x005F_x005F_x005F_x005F_x005F_x005F_x005F_x005F_x005F_x005F_x005F_x005F_x005F_x005F_x005F_x005F_x005F_x005F_x005F_x005F_x005F_x005F_x005F_x005F_x005F_x005F_x005F_x005F_x005F_x005F_x005F_x005F_x005F_x005F_x005F_x005F_x005F_x005F_x005F_x005F_x005F_x005F_x005F_x005F_x005F_x005F_x005F_x005F_x005F_x005F_x005F_x005F_x005F_x005F_x005F_x005F_x005F_x005F_x005F_x005F_x005F_x005F_x005F_x005F_x005F_x005F_x005F_x005F_x005F_x005F_x005F_x005F_x005F_x005F_x005F_x005F_x005F_x005F_x005F_x005F_x005F_x005F_x005F_x005F_x005F_x005F_x005F_x005F_x005F_x005F_x005F_x005F_x005F_x005F_x005F_x005F_x005F_x005F_x005F_x005F_x005F_x005F_x005F_x005F_x005F_x005F_x005F_x005F_x005F_x005F_x005F_x005F_x005F_x005F_x005F_x005F_x005F_x005F_x005F_x005F_x005F_x005F_x005F_x005F_x005F_x005F_x005F_x005F_x005F_x005F_x005F_x005F_x005F_x005F_x005F_x005F_x005F_x005F_x005F_x005F_x005F_x005F_x005F_x005F_x005F_x005F_x005F_x005F_x005F_x005F_x005F_x005F_x005F_x005F_x005F_x005F_x005F_x005F_x005F_x005F_x005F_x005F_x005F_x005F_x005F_x005F_x005F_x005F_x005F_x005F_x005F_x005F_x005F_x005F_x005F_x005F_x005F_x005F_x005F_x005F_x005F_x005F_x005F_x005F_x005F_x005F_x005F_x005F_x005F_x005F_x005F_x005F_x005F_x005F_x005F_x005F_x005F_x005F_x005F_x005F_x005F_x005F_x005F_x005F_x005F_x005F_x005F_x005F_x005F_x005F_x005F_x005F_x005F_x005F_x005F_x005F_x005F_x005F_x005F_x005F_x005F_x005F_x005F_x005F_x005F_x005F_x005F_x005F_x005F_x005F_x005F_x005F_x005F_x005F_x005F_x005F_x005F_x005F_x005F_x005F_x005F_x005F_x005F_x005F_x005F_x005F_x005F_x005F_x005F_x005F_x005F_x005F_x005F_x005F_x005F_x005F_x005F_x005F_x005F_x005F_x005F_x005F_x005F_x005F_x005F_x005F_x005F_x005F_x005F_x005F_x005F_x005F_x005F_x005F_x005F_x005F_x005F_x005F_x005F_x005F_x005F_x005F_x005F_x005F_x005F_x005F_x005F_x005F_x005F_x005F_x005F_x005F_x005F_x005F_x005F_x005F_x005F_x005F_x005F_x005F_x005F_x005F_x005F_x005F_x005F_x005F_x005F_x005F_x005F_x005F_x005F_x005F_x005F_x005F_x005F_x005F_x005F_x005F_x005F_x005F_x005F_x005F_x005F_x005F_x005F_x005F_x005F_x005F_x005F_x005F_x005F_x005F_x005F_x005F_x005F_x005F_x005F_x005F_x005F_x005F_x005F_x005F_x005F_x005F_x005F_x005F_x005F_x005F_x005F_x005F_x005F_x005F_x005F_x005F_x005F_x005F_x005F_x005F_x005F_x005F_x005F_x005F_x005F_x005F_x005F_x005F_x005F_x005F_x005F_x005F_x005F_x005F_x005F_x005F_x005F_x005F_x005F_x005F_x005F_x005F_x005F_x005F_x005F_x005F_x005F_x005F_x005F_x005F_x005F_x005F_x005F_x005F_x005F_x005F_x005F_x005F_x005F_x005F_x005F_x005F_x005F_x005F_x005F_x005F_x005F_x005F_x005F_x005F_x005F_x005F_x005F_x005F_x005F_x005F_x005F_x005F_x005F_x005F_x005F_x005F_x005F_x005F_x005F_x005F_x005F_x005F_x005F_x005F_x005F_x005F_x005F_x005F_x005F_x005F_x005F_x005F_x005F_x005F_x005F_x005F_x005F_x005F_x005F_x005F_x005F_x005F_x005F_x005F_x005F_x005F_x005F_x005F_x005F_x005F_x005F_x005F_x005F_x005F_x005F_x005F_x005F_x005F_x005F_x005F_x005F_x005F_x005F_x005F_x005F_x005F_x005F_x005F_x005F_x005F_x005F_x005F_x005F_x005F_x005F_x005F_x005F_x005F_x005F_x005F_x005F_x005F_x005F_x005F_x005F_x005F_x005F_x005F_x005F_x005F_x005F_x005F_x005F_x005F_x005F_x005F_x005F_x005F_x005F_x005F_x005F_x005F_x005F_x005F_x005F_x005F_x005F_x005F_x005F_x005F_x005F_x005F_x005F_x005F_x005F_x005F_x005F_x005F_x005F_x005F_x005F_x005F_x005F_x005F_x005F_x005F_x005F_x005F_x005F_x005F_x005F_x005F_x005F_x005F_x005F_x005F_x005F_x005F_x005F_x005F_x005F_x005F_x005F_x005F_x005F_x005F_x005F_x005F_x005F_x005F_x005F_x005F_x005F_x005F_x005F_x005F_x005F_x005F_x005F_x005F_x005F_x005F_x005F_x005F_x005F_x005F_x005F_x005F_x005F_x005F_x005F_x005F_x005F_x005F_x005F_x005F_x005F_x005F_x005F_x005F_x005F_x005F_x005F_x005F_x005F_x005F_x005F_x005F_x005F_x005F_x005F_x005F_x005F_x005F_x005F_x005F_x005F_x005F_x005F_x005F_x005F_x005F_x005F_x005F_x005F_x005F_x005F_x005F_x005F_x005F_x005F_x005F_x005F_x005F_x005F_x005F_x005F_x005F_x005F_x005F_x005F_x005F_x005F_x005F_x005F_x005F_x005F_x005F_x005F_x005F_x005F_x005F_x005F_x005F_x005F_x005F_x005F_x005F_x005F_x005F_x005F_x005F_x005F_x005F_x005F_x005F_x005F_x005F_x005F_x005F_x005F_x005F_x005F_x005F_x005F_x005F_x005F_x005F_x005F_x005F_x005F_x005F_x005F_x005F_x005F_x005F_x005F_x005F_x005F_x005F_x005F_x005F_x005F_x005F_x005F_x005F_x005F_x005F_x005F_x005F_x005F_x005F_x005F_x005F_x005F_x005F_x005F_x005F_x005F_x005F_x005F_x005F_x005F_x005F_x005F_x005F_x005F_x005F_x005F_x005F_x005F_x005F_x005F_x005F_x005F_x005F_x005F_x005F_x005F_x005F_x005F_x005F_x005F_x005F_x005F_x005F_x005F_x005F_x005F_x005F_x005F_x005F_x005F_x005F_x005F_x005F_x005F_x005F_x005F_x005F_x005F_x005F_x005F_x005F_x005F_x005F_x005F_x005F_x005F_x005F_x005F_x005F_x005F_x005F_x005F_x005F_x005F_x005F_x005F_x005F_x005F_x005F_x005F_x005F_x005F_x005F_x005F_x005F_x005F_x005F_x005F_x005F_x005F_x005F_x005F_x005F_x005F_x005F_x005F_x005F_x005F_x005F_x005F_x005F_x005F_x005F_x005F_x005F_x005F_x005F_x005F_x005F_x005F_x005F_x005F_x005F_x005F_x005F_x005F_x005F_x005F_x005F_x005F_x005F_x005F_x005F_x005F_x005F_x005F_x005F_x005F_x005F_x005F_x005F_x005F_x005F_x005F_x005F_x005F_x005F_x005F_x005F_x005F_x005F_x005F_x005F_x005F_x005F_x005F_x005F_x005F_x005F_x005F_x005F_x005F_x005F_x005F_x005F_x005F_x005F_x005F_x005F_x005F_x005F_x005F_x005F_x005F_x005F_x005F_x005F_x005F_x005F_x005F_x005F_x005F_x005F_x005F_x005F_x005F_x005F_x005F_x005F_x005F_x005F_x005F_x005F_x005F_x005F_x005F_x005F_x005F_x005F_x005F_x005F_x005F_x005F_x005F_x005F_x005F_x005F_x005F_x005F_x005F_x005F_x005F_x005F_x005F_x005F_x005F_x005F_x005F_x005F_x005F_x005F_x005F_x005F_x005F_x005F_x005F_x005F_x005F_x005F_x005F_x005F_x005F_x005F_x005F_x005F_x005F_x005F_x005F_x005F_x005F_x005F_x005F_x005F_x005F_x005F_x005F_x005F_x005F_x005F_x005F_x005F_x005F_x005F_x005F_x005F_x005F_x005F_x005F_x005F_x005F_x005F_x005F_x005F_x005F_x005F_x005F_x005F_x005F_x005F_x005F_x005F_x005F_x005F_x005F_x005F_x005F_x005F_x005F_x005F_x005F_x005F_x005F_x005F_x005F_x005F_x005F_x005F_x005F_x005F_x005F_x005F_x005F_x005F_x005F_x005F_x005F_x005F_x005F_x005F_x005F_x005F_x005F_x005F_x005F_x005F_x005F_x005F_x005F_x005F_x005F_x005F_x005F_x005F_x005F_x005F_x005F_x005F_x005F_x005F_x005F_x005F_x005F_x005F_x005F_x005F_x005F_x005F_x005F_x005F_x005F_x005F_x005F_x005F_x005F_x005F_x005F_x005F_x005F_x005F_x005F_x005F_x005F_x005F_x005F_x005F_x005F_x005F_x005F_x005F_x005F_x005F_x005F_x005F_x005F_x005F_x005F_x005F_x005F_x005F_x005F_x005F_x005F_x005F_x005F_x005F_x005F_x005F_x005F_x005F_x005F_x005F_x005F_x005F_x005F_x005F_x005F_x005F_x005F_x005F_x005F_x005F_x005F_x005F_x005F_x005F_x005F_x005F_x005F_x005F_x005F_x005F_x005F_x005F_x005F_x005F_x005F_x005F_x005F_x005F_x005F_x005F_x005F_x005F_x005F_x005F_x005F_x005F_x005F_x005F_x005F_x005F_x005F_x005F_x005F_x005F_x005F_x005F_x005F_x005F_x005F_x005F_x005F_x005F_x005F_x005F_x005F_x005F_x005F_x005F_x005F_x005F_x005F_x005F_x005F_x005F_x005F_x005F_x005F_x005F_x005F_x005F_x005F_x005F_x005F_x005F_x005F_x005F_x005F_x005F_x005F_x005F_x005F_x005F_x005F_x005F_x005F_x005F_x005F_x005F_x005F_x005F_x005F_x005F_x005F_x005F_x005F_x005F_x005F_x005F_x005F_x005F_x005F_x005F_x005F_x005F_x005F_x005F_x005F_x005F_x005F_x005F_x005F_x005F_x005F_x005F_x005F_x005F_x005F_x005F_x005F_x005F_x005F_x005F_x005F_x005F_x005F_x005F_x005F_x005F_x005F_x005F_x005F_x005F_x005F_x005F_x005F_x005F_x005F_x005F_x005F_x005F_x005F_x005F_x005F_x005F_x005F_x005F_x005F_x005F_x005F_x005F_x005F_x005F_x005F_x005F_x005F_x005F_x005F_x005F_x005F_x005F_x005F_x005F_x005F_x005F_x005F_x005F_x005F_x005F_x005F_x005F_x005F_x005F_x005F_x005F_x005F_x005F_x005F_x005F_x005F_x005F_x005F_x005F_x005F_x005F_x005F_x005F_x005F_x005F_x005F_x005F_x005F_x005F_x005F_x005F_x005F_x005F_x005F_x005F_x005F_x005F_x005F_x005F_x005F_x005F_x005F_x005F_x005F_x005F_x005F_x005F_x005F_x005F_x005F_x005F_x005F_x005F_x005F_x005F_x005F_x005F_x005F_x005F_x005F_x005F_x005F_x005F_x005F_x005F_x005F_x005F_x005F_x005F_x005F_x005F_x005F_x005F_x005F_x005F_x005F_x005F_x005F_x005F_x005F_x005F_x005F_x005F_x005F_x005F_x005F_x005F_x005F_x005F_x005F_x005F_x005F_x005F_x005F_x005F_x005F_x005F_x005F_x005F_x005F_x005F_x005F_x005F_x005F_x005F_x005F_x005F_x005F_x005F_x005F_x005F_x005F_x005F_x005F_x005F_x005F_x005F_x005F_x005F_x005F_x005F_x005F_x005F_x005F_x005F_x005F_x005F_x005F_x005F_x005F_x005F_x005F_x005F_x005F_x005F_x005F_x005F_x005F_x005F_x005F_x005F_x005F_x005F_x005F_x005F_x005F_x005F_x005F_x005F_x005F_x005F_x005F_x005F_x005F_x005F_x005F_x005F_x005F_x005F_x005F_x005F_x005F_x005F_x005F_x005F_x005F_x005F_x005F_x005F_x005F_x005F_x005F_x005F_x005F_x005F_x005F_x005F_x005F_x005F_x005F_x005F_x005F_x005F_x005F_x005F_x005F_x005F_x005F_x005F_x005F_x005F_x005F_x005F_x005F_x005F_x005F_x005F_x005F_x005F_x005F_x005F_x005F_x005F_x005F_x005F_x005F_x005F_x005F_x005F_x005F_x005F_x005F_x005F_x005F_x005F_x005F_x005F_x005F_x005F_x005F_x005F_x005F_x005F_x005F_x005F_x005F_x005F_x005F_x005F_x005F_x005F_x005F_x005F_x005F_x005F_x005F_x005F_x005F_x005F_x005F_x005F_x005F_x005F_x005F_x005F_x005F_x005F_x005F_x005F_x005F_x005F_x005F_x005F_x005F_x005F_x005F_x005F_x005F_x005F_x005F_x005F_x005F_x005F_x005F_x005F_x005F_x005F_x005F_x005F_x005F_x005F_x005F_x005F_x005F_x005F_x005F_x005F_x005F_x005F_x005F_x005F_x005F_x005F_x005F_x005F_x005F_x005F_x005F_x005F_x005F_x005F_x005F_x005F_x005F_x005F_x005F_x005F_x005F_x005F_x005F_x005F_x005F_x005F_x005F_x005F_x005F_x005F_x005F_x005F_x005F_x005F_x005F_x005F_x005F_x005F_x005F_x005F_x005F_x005F_x005F_x005F_x005F_x005F_x005F_x005F_x005F_x005F_x005F_x005F_x005F_x005F_x005F_x005F_x005F_x005F_x005F_x005F_x005F_x005F_x005F_x005F_x005F_x005F_x005F_x005F_x005F_x005F_x005F_x005F_x005F_x005F_x005F_x005F_x005F_x005F_x005F_x005F_x005F_x005F_x005F_x005F_x005F_x005F_x005F_x005F_x005F_x005F_x005F_x005F_x005F_x005F_x005F_x005F_x005F_x005F_x005F_x005F_x005F_x005F_x005F_x005F_x005F_x005F_x005F_x005F_x005F_x005F_x005F_x005F_x005F_x005F_x005F_x005F_x005F_x005F_x005F_x005F_x005F_x005F_x005F_x005F_x005F_x005F_x005F_x005F_x005F_x005F_x005F_x005F_x005F_x005F_x005F_x005F_x005F_x005F_x005F_x005F_x005F_x005F_x005F_x005F_x005F_x005F_x005F_x005F_x005F_x005F_x005F_x005F_x005F_x005F_x005F_x005F_x005F_x005F_x005F_x005F_x005F_x005F_x005F_x005F_x005F_x005F_x005F_x005F_x005F_x005F_x005F_x005F_x005F_x005F_x005F_x005F_x005F_x005F_x0000_s1026"/>
   </customShpExts>
 </s:customData>
 </file>
